--- a/templates/behavior-standards.docx
+++ b/templates/behavior-standards.docx
@@ -10,6 +10,8 @@
 Category Score: {categoryScore}/10 ({categoryRiskLevel} risk)
 FAMILY CODE OF CONDUCT
 This policy defines behavior expectations and public representation standards for the {familyName} family.
+RESPONSIBLE PARTIES:
+Family Governance Lead: {householdHead}
 IDENTIFIED GAPS TO ADDRESS:
 {#gaps}• {description} - {severity} Priority
   Recommendation: {recommendation}
